--- a/Ansh_Thakur_Resume.docx
+++ b/Ansh_Thakur_Resume.docx
@@ -122,7 +122,7 @@
             <w:szCs w:val="19"/>
             <w:u w:val="single"/>
           </w:rPr>
-          <w:t>GitLab</w:t>
+          <w:t>GitLab Portfolio</w:t>
         </w:r>
       </w:hyperlink>
     </w:p>
